--- a/example_articles/states/Montana/3.states_Montana_New_York_Times.docx
+++ b/example_articles/states/Montana/3.states_Montana_New_York_Times.docx
@@ -27,17 +27,17 @@
     </w:p>
     <w:p>
       <w:r>
-        <w:t>Source File: NYT/4.DOCX</w:t>
+        <w:t>Source file: NYT/4.DOCX</w:t>
       </w:r>
     </w:p>
     <w:p>
       <w:r>
-        <w:t>Raw locations result: ['Montana', 'Pacific Northwest']</w:t>
+        <w:t>Raw locations result, 'locations': ['Montana', 'Pacific Northwest']</w:t>
       </w:r>
     </w:p>
     <w:p>
       <w:r>
-        <w:t>states_stand_flat (Standardized): Montana</w:t>
+        <w:t>Standardized locations result, 'states_stand_flat': Montana</w:t>
       </w:r>
     </w:p>
     <w:p>

--- a/example_articles/states/Montana/3.states_Montana_New_York_Times.docx
+++ b/example_articles/states/Montana/3.states_Montana_New_York_Times.docx
@@ -7,7 +7,7 @@
         <w:pStyle w:val="Heading1"/>
       </w:pPr>
       <w:r>
-        <w:t>School of Hard Knocks</w:t>
+        <w:t>Why Montana Is a Test Case for Democrats' Winning the Senate</w:t>
       </w:r>
     </w:p>
     <w:p>
@@ -17,22 +17,22 @@
     </w:p>
     <w:p>
       <w:r>
-        <w:t>Date: 2023-12-17</w:t>
+        <w:t>Date: 2020-07-27</w:t>
       </w:r>
     </w:p>
     <w:p>
       <w:r>
-        <w:t>Section: Section BR; Column 0; Book Review Desk; Pg. 17; NONFICTION</w:t>
+        <w:t>Section: US; politics</w:t>
       </w:r>
     </w:p>
     <w:p>
       <w:r>
-        <w:t>Source file: NYT/4.DOCX</w:t>
+        <w:t>Source file: NYT/13.DOCX</w:t>
       </w:r>
     </w:p>
     <w:p>
       <w:r>
-        <w:t>Raw locations result, 'locations': ['Montana', 'Pacific Northwest']</w:t>
+        <w:t>Raw locations result, 'locations': ['Montana']</w:t>
       </w:r>
     </w:p>
     <w:p>
@@ -49,48 +49,105 @@
     </w:p>
     <w:p>
       <w:r>
-        <w:t>In her second memoir, the author of ''Maid'' recounts the struggle of getting educated in America below the poverty line.   CLASS: A Memoir, by Stephanie Land</w:t>
+        <w:t>The race between Steve Daines, the Republican incumbent, and Steve Bullock could prove crucial in a year when Democrats need to win in conservative-leaning states where President Trump may still prevail.</w:t>
         <w:br/>
-        <w:t xml:space="preserve">  The last time we encountered Stephanie Land, the author of the best-selling ''Maid,'' she was a single mother who cleaned houses in the Pacific Northwest to get away from an abusive boyfriend, stay out of a homeless shelter and sustain a seemingly far-fetched dream of one day returning to college to become a writer.</w:t>
+        <w:t>Follow our latest coverage of the Biden vs. Trump 2020 election here.</w:t>
         <w:br/>
-        <w:t xml:space="preserve">  ''Class'' finds Land at the University of Montana, where she is an almost- 35-year-old English major juggling classes and child care, rent payments and maxed-out credit cards.</w:t>
+        <w:t>BOZEMAN, Mont. — In the deeply polarized election of 2016, every state that supported President Trump backed Republican senators — and each state that Hillary Clinton carried voted for a Democratic Senate candidate.</w:t>
         <w:br/>
-        <w:t xml:space="preserve">  Millions of others, in school or out, have shared Land's economically fraught experience; too often we know them only as statistics. But Land bares her soul and psyche, offering readers a look at her inner life with excruciating honesty. We get an intimate, utterly revealing sense of the anxiety generated by a bare kitchen cupboard or the guilt the author feels when deciding to squirrel away $50 to pay a grad school application fee rather than provide Emilia, her 6-year-old daughter, with an after-school snack of anything more than stale crackers and juice.</w:t>
+        <w:t>But four years later, Democratic hopes for gaining a clear Senate majority depend in part on winning in conservative-leaning states where Mr. Trump may also prevail, even as he sags in the polls. In states like Alaska, Iowa, Georgia and here in Montana, Democrats are hoping their Senate candidates can outperform Joseph R. Biden Jr., their presumptive nominee.</w:t>
         <w:br/>
-        <w:t xml:space="preserve">  Land grew up in a middle-class household, but by the time of the memoir's setting, she receives no support -- emotional or financial -- from either of her long-divorced parents. The courts have mandated that Jamie, her ex-partner, pay child support and take care of Emilia for a few weeks each year, but that lifeline is hardly reliable. Jamie calls her selfish for staying in college when, instead, she could be working a job that would provide Emilia with a life of more than Walmart clothes and Happy Meals.</w:t>
+        <w:t>That's the dynamic Gov. Steve Bullock is counting on in Montana, where ticket-splitting is as much a way of life as fly-fishing.</w:t>
         <w:br/>
-        <w:t xml:space="preserve">  The government seems in agreement, slashing Land's food stamp allowance when Emilia turns 6 -- since, with a child of school age, the mother is now expected to take a full-time job. ''Nothing made me question my life choices more than knowing that my hours spent cleaning other people's toilets to put myself through college weren't enough -- and that my hours spent earning a degree didn't matter,'' she writes. By removing her food voucher, ''they were telling me that higher education was something I simply could not afford.''</w:t>
+        <w:t>Montanans have supported Republican presidential candidates, with one exception, for over a half-century. In that same period, though, they have elected a series of Democratic governors and senators. Senator Steve Daines, whom Mr. Bullock is challenging, was the first Republican elected to the Senate seat that he holds in over a century.</w:t>
         <w:br/>
-        <w:t xml:space="preserve">  Land makes a valiant effort to introduce a modicum of order and predictability to her life. She keeps a meticulous daybook planner and an accurate budget listing income and expenses. She commands a resourceful capacity to navigate the state's welfare bureaucracy and the university's degree requirements. She gets her papers in on time and plans her rare vacations well in advance. A professor calls both her writing and her personality ''relentless.'' It's not meant as a compliment -- but Land claims it as one.</w:t>
+        <w:t>Yet as he faces off against Mr. Bullock, whose popularity has risen as he leads the state's coronavirus response, Mr. Daines is counting on Montanans to act a little more like voters everywhere else and stick with one party as they make their way down the ballot.</w:t>
         <w:br/>
-        <w:t xml:space="preserve">  Nevertheless, Land's life remains one of chaos and insecurity. On a snowy Montana morning her car might not start; cleaning work proves unpredictable; child care remains chancy; housemates abscond; lovers and friends are here today and gone tomorrow. She feels a profound sense of isolation.</w:t>
+        <w:t>The race here will measure the political impact of the pandemic — many governors have grown in stature for their handling of the virus, and Mr. Bullock is the only sitting governor running for the Senate. It will also test Montana's iconoclastic identity in a time of encroaching red-and-blue homogeneity.</w:t>
         <w:br/>
-        <w:t xml:space="preserve">  ''Nothing had any sense of safety or permanence,'' Land writes. ''The possibility of losing the home where my child slept was always at the forefront of my mind and caused a constant, mind-buzzing anxiety attack. Repeatedly, whenever things started to feel secure, the floor would drop out from under me.'' The fight to make rent, eat and find child care was constant. ''I never got a break from it.''</w:t>
+        <w:t>But for Democrats, going on the offensive in a red-leaning state in an age of polarization is no easy task. By nominating the more moderate Mr. Biden, they hope they can at least lose more closely, if not win outright, in states where Mrs. Clinton was thrashed and her party's Senate candidates went down with her.</w:t>
         <w:br/>
-        <w:t xml:space="preserve">  The one financial obligation Land tried her best to ignore was the $50,000 in student debt she was piling up -- a debt that she assumed would take decades to pay off, and could foreclose her purchase of a house, making Land one of America's 44 million ''indentured students,'' a phrase coined by the historian Elizabeth Shermer. ''Long-term financial planning is for people who aren't living in poverty,'' Land writes.</w:t>
+        <w:t xml:space="preserve">"The reason he was so strong in '16 is because you could go up and down here — Democrats and Republicans would both tell you they hate Hillary," Jon Tester, a Democrat who is Montana's senior senator, said of Mr. Trump over an afternoon beer in Great Falls. </w:t>
         <w:br/>
-        <w:t xml:space="preserve">  No book about what it means to be at the bottom of the working class can ignore the way our politics and culture have racialized poverty. Land knows that her whiteness affords Emilia and her a sort of ''camouflage.'' Except for the grocery store clerks who take her food stamps, few understand she is living on a desperate financial edge.</w:t>
+        <w:t>Even as Mrs. Clinton lost Montana overwhelmingly, though, Mr. Bullock still managed to get re-elected as governor.</w:t>
         <w:br/>
-        <w:t xml:space="preserve">  Indeed, throughout the book Land is enraged when those who do know of her precarity pronounce her ''resilient'' or ''a survivor,'' as if such a compliment elevates her status to that of the deserving poor -- which might be another word for white. Moreover, an endorsement of the fortitude of those with so little is yet another way of ignoring the real problem: the absence of the cold, hard cash to buy the material goods and peace of mind necessary to ameliorate Land's ''constant, crushing panic.''</w:t>
+        <w:t>A Helena-reared lawyer who made a foray for president last year, Mr. Bullock has won statewide office three times, first as attorney general before he became governor.</w:t>
         <w:br/>
-        <w:t xml:space="preserve">  Land ends the book with her status unresolved -- although it would have been easy enough for her to conclude on a far more gratifying note. Instead, we are left seething at the inequalities of our system.</w:t>
+        <w:t>"Montanans know me," he said in an interview, explaining how he'd overcome Republican claims that he'd abet liberal voices in Washington. "I've worked with Republicans to get things done."</w:t>
         <w:br/>
-        <w:t xml:space="preserve">  It didn't have to be this way. Enacted during the pandemic, the American Rescue Plan's Child Tax Credit provided almost all American families with at least $3,000 for every dependent under 18. After reading Land's memoir, one can guess with fair accuracy where this mother and child would spend that money and the impact it would have on their lives. Indeed, child poverty was cut nearly in half while the credit lasted.</w:t>
+        <w:t>Winning a federal race, in which the issues are more national in scope, is difficult enough for a Democrat in a red state. But Mr. Bullock made that task harder by leaving Montana for half of 2019 to run for president, drifting to the left on some issues and repeatedly insisting he would not fall back to seek the Senate seat.</w:t>
         <w:br/>
-        <w:t xml:space="preserve">  As for the author, as we all know, she did become the celebrated writer of her youthful ambition, publishing a first memoir that became a wildly successful Netflix series. But Land knows that not one in 1,000 single mothers arrives at such a Hollywood ending.</w:t>
+        <w:t>Without prompting last week, though, he noted that he had stood up to President Barack Obama's administration on environmental policies he thought were harmful to Montana's agriculture and energy sectors.</w:t>
         <w:br/>
-        <w:t xml:space="preserve">  CLASS: A Memoir | By Stephanie Land | Atria/One Signal | 273 pp. | $28</w:t>
+        <w:t>Such talk was notably absent from his White House bid, when he sought the Democratic nomination by edging to the left on gun control and deeming Mr. Trump a "lying con man from New York with orange hair and a golden toilet."</w:t>
         <w:br/>
+        <w:t>Asked if his ridicule of Mr. Trump was over the line, he suggested some regret.</w:t>
         <w:br/>
-        <w:t>https://www.nytimes.com/2023/11/06/books/review/class-stephanie-land.html</w:t>
+        <w:t>"By Washington standards, not at all," Mr. Bullock explained. "By my typical standards, stronger than things that I would typically say."</w:t>
         <w:br/>
+        <w:t>Navigating Mr. Trump is a delicate issue for Montana Democrats, who must energize their liberal base without alienating the state's ticket-splitters. Mr. Tester aired ads in his 2018 re-election campaign trumpeting his work with the president, which helped blunt the impact of Mr. Trump's four trips to the state that year.</w:t>
         <w:br/>
-        <w:t>Graphic</w:t>
+        <w:t>Few G.O.P. senators have so happily linked themselves to Mr. Trump as Mr. Daines, a chemical engineer by training who represented Montana as its lone congressman before winning his Senate seat in 2014.</w:t>
         <w:br/>
+        <w:t>In an interview in his Bozeman campaign office, he said he was eager for the president to return to the state and revealed that Mr. Trump had "asked to come, too."</w:t>
         <w:br/>
-        <w:t xml:space="preserve"> </w:t>
+        <w:t>However, just as Mr. Bullock's ill-fated bid for president has complicated his attempt to run again in Montana, the coronavirus has created headwinds for Mr. Daines.</w:t>
         <w:br/>
-        <w:t>PHOTO: Stephanie Land and her daughter. (PHOTOGRAPH VIA STEPHANIE LAND) This article appeared in print on page BR17.</w:t>
+        <w:t>Mr. Trump's standing here has fallen, as it has elsewhere, because of his ineffective response to the outbreak. Some Republican polling this summer suggests he is leading Mr. Biden only by single digits in Montana.</w:t>
+        <w:br/>
+        <w:t>Asked to assess the president's performance on the pandemic, Mr. Daines largely sidestepped the question, stating that he supported letting states and localities "have primacy."</w:t>
+        <w:br/>
+        <w:t>Further muddling matters for Mr. Daines: Any effort by him to embrace the national Republican strategy of pinning the blame on China for the virus's spread in America is complicated by his years of work for Procter &amp; Gamble in China. Democrats are already airing commercials highlighting the senator's work in the country.</w:t>
+        <w:br/>
+        <w:t>More than anything, though, the health crisis has created challenges for Mr. Daines by delaying the parry-and-thrust of the campaign, allowing Mr. Bullock to enjoy what his opponent called a "rally around the flag" bounce.</w:t>
+        <w:br/>
+        <w:t>Mr. Daines acknowledged that his role was more of constituent service specialist than candidate — and that the virus was foremost on the minds of voters.</w:t>
+        <w:br/>
+        <w:t>"These are third-generation business owners that are crying on the phone to me, saying: 'Steve, I'm losing everything,'" he recalled. "And so in that moment you're not thinking so much about, 'Well, Steve Bullock got an F on guns and I got an A+.' It's not the discussion."</w:t>
+        <w:br/>
+        <w:t>That was easy enough to see as the two officials made their way across this sprawling state, where the metric for a candidate's sweat equity is in tires changed, not shoes replaced.</w:t>
+        <w:br/>
+        <w:t>In the Flathead region, near Glacier National Park, Mr. Bullock visited a food bank. As he toured a nearby timber facility, the governor was joined by an employee, a Trump voter now dejected by the country's state of affairs, whose stepmother had contracted the virus.</w:t>
+        <w:br/>
+        <w:t>Closer to Great Falls, Mr. Daines was similarly confronted with fallout from the pandemic.</w:t>
+        <w:br/>
+        <w:t>He visited a small agricultural equipment dealer who thanked him for the paycheck protection loan that he had received through Congress. "It was a big help," said the dealer, Steven Raska, explaining that he had been able to pay a few employees for over two months with the money.</w:t>
+        <w:br/>
+        <w:t>Demonstrating his clout with the Trump administration, Mr. Daines also convened a round-table event for ranchers and farmers that featured Bill Northey, a top administrator at the Department of Agriculture. The growers gave both men an earful about how the virus had upended their livelihoods.</w:t>
+        <w:br/>
+        <w:t>"Covid could not have hit the sheep industry at a worse time," said Leah Johnson, who runs the Montana Wool Growers Association.</w:t>
+        <w:br/>
+        <w:t>With the virus spiking in the state, Mr. Bullock finally issued a mask mandate on July 15 for any county with four or more active cases.</w:t>
+        <w:br/>
+        <w:t>Former Senator Max Baucus, a Democrat who represented the state in Congress for nearly 40 years, said the pandemic had initially lifted Mr. Bullock.</w:t>
+        <w:br/>
+        <w:t>"But the trouble with Covid is you can't get out and shake hands, and that would help him compare himself to Daines," said Mr. Baucus, explaining that he had overcome Montana's national Republican leaning by cultivating individual voters. "My main approach to the state was: people, people, people."</w:t>
+        <w:br/>
+        <w:t>The uncertainty surrounding the virus, and Montana's heterodox political nature, were on display Thursday in Bozeman. A few dozen protesters in Trump gear hoisted signs and marched down the city's commercial center in opposition to the mask order.</w:t>
+        <w:br/>
+        <w:t>They passed a number of storefronts that even before the mandate had asked customers to wear masks — a reflection of the changing nature of Bozeman. There's now a Lululemon, sitting across the street from a coffee shop plastered with anti-racism signs that could have been pulled from the most liberal college campus ("De-Prioritize White Comfort").</w:t>
+        <w:br/>
+        <w:t>Few places have as strong a sense of place as Montana, where politicians routinely invoke how many generations their families go back in the state. This focus on rootedness and the state's sparse population have helped perpetuate its independent streak as races remain more about the individual.</w:t>
+        <w:br/>
+        <w:t>"We have six people per square mile and three times as many cows as people, so that makes for a lot of reliance," said Marc Racicot, a former Republican governor. "The social connection is a little richer and not so contaminated with only electronic communications."</w:t>
+        <w:br/>
+        <w:t>Yet even as it treasures its status as "The Last, Best Place," one of its slogans, Montana, which has about one million people, is being reshaped by transplants. And nowhere more so than Bozeman, a community cherished for its proximity to Yellowstone Park that locals now call "Bozeangeles."</w:t>
+        <w:br/>
+        <w:t>Traditionally, Democrats won statewide by winning or breaking even in the county surrounding Billings, the population center of Montana's Republican-dominated east. That's changing, though, because of the rising population in Gallatin County, which includes Bozeman and is the fastest-growing jurisdiction in the state.</w:t>
+        <w:br/>
+        <w:t>Mr. Tester's trajectory in Gallatin County tells the story of Montana's transformation: Over three elections, Mr. Tester has gone from winning 49 percent to 51.5 percent to 59.4 percent there.</w:t>
+        <w:br/>
+        <w:t>Once rooted in labor, the Democratic coalition here increasingly reflects the national party, with its twin pillars of upscale whites and working-class minorities (Native Americans in the case of Montana).</w:t>
+        <w:br/>
+        <w:t>"These urban spaces are growing dramatically, and these spaces are becoming the heart of the Democratic base here," said David Parker, a Montana State University professor who wrote a book on the 2012 Senate race.</w:t>
+        <w:br/>
+        <w:t>At the same time, though, Republicans are winning their heavily rural base by even larger margins today: Even Mr. Tester, a descendant of homesteaders who is the only working farmer in the Senate, has seen his support sag in sparsely populated counties since he first ran in 2006.</w:t>
+        <w:br/>
+        <w:t>It adds up to a shrinking pool of persuadable voters.</w:t>
+        <w:br/>
+        <w:t>"It's not quite like what it was," Mr. Racicot acknowledged, before hinting at why so many people want to move to Montana. "But it's a lot closer to that ideal than the rest of the nation."</w:t>
+        <w:br/>
+        <w:t>PHOTOS: From top, Gov. Steve Bullock, a Democrat running for Senate in Montana, meeting with volunteers at a food bank in Columbia Falls this month. President Trump, who handily won Montana in 2016, visited the state four times in 2018 in an unsuccessful effort to help unseat Senator Jon Tester, a Dem- ocrat. Senator Steve Daines, the incumbent Republican and Mr. Bullock's opponent, has linked his fortunes to the president. (PHOTOGRAPHS BY NICK COTE FOR THE NEW YORK TIMES; DOUG MILLS/THE NEW YORK TIMES; ANNA MONEYMAKER FOR THE NEW YORK TIMES)</w:t>
       </w:r>
     </w:p>
     <w:sectPr>

--- a/example_articles/states/Montana/3.states_Montana_New_York_Times.docx
+++ b/example_articles/states/Montana/3.states_Montana_New_York_Times.docx
@@ -7,7 +7,7 @@
         <w:pStyle w:val="Heading1"/>
       </w:pPr>
       <w:r>
-        <w:t>Why Montana Is a Test Case for Democrats' Winning the Senate</w:t>
+        <w:t>School of Hard Knocks</w:t>
       </w:r>
     </w:p>
     <w:p>
@@ -17,17 +17,17 @@
     </w:p>
     <w:p>
       <w:r>
-        <w:t>Date: 2020-07-27</w:t>
+        <w:t>Date: 2023-12-17</w:t>
       </w:r>
     </w:p>
     <w:p>
       <w:r>
-        <w:t>Section: US; politics</w:t>
+        <w:t>Section: Section BR; Column 0; Book Review Desk; Pg. 17; NONFICTION</w:t>
       </w:r>
     </w:p>
     <w:p>
       <w:r>
-        <w:t>Source file: NYT/13.DOCX</w:t>
+        <w:t>Source file: NYT/4.DOCX</w:t>
       </w:r>
     </w:p>
     <w:p>
@@ -49,105 +49,48 @@
     </w:p>
     <w:p>
       <w:r>
-        <w:t>The race between Steve Daines, the Republican incumbent, and Steve Bullock could prove crucial in a year when Democrats need to win in conservative-leaning states where President Trump may still prevail.</w:t>
+        <w:t>In her second memoir, the author of ''Maid'' recounts the struggle of getting educated in America below the poverty line.   CLASS: A Memoir, by Stephanie Land</w:t>
         <w:br/>
-        <w:t>Follow our latest coverage of the Biden vs. Trump 2020 election here.</w:t>
+        <w:t xml:space="preserve">  The last time we encountered Stephanie Land, the author of the best-selling ''Maid,'' she was a single mother who cleaned houses in the Pacific Northwest to get away from an abusive boyfriend, stay out of a homeless shelter and sustain a seemingly far-fetched dream of one day returning to college to become a writer.</w:t>
         <w:br/>
-        <w:t>BOZEMAN, Mont. — In the deeply polarized election of 2016, every state that supported President Trump backed Republican senators — and each state that Hillary Clinton carried voted for a Democratic Senate candidate.</w:t>
+        <w:t xml:space="preserve">  ''Class'' finds Land at the University of Montana, where she is an almost- 35-year-old English major juggling classes and child care, rent payments and maxed-out credit cards.</w:t>
         <w:br/>
-        <w:t>But four years later, Democratic hopes for gaining a clear Senate majority depend in part on winning in conservative-leaning states where Mr. Trump may also prevail, even as he sags in the polls. In states like Alaska, Iowa, Georgia and here in Montana, Democrats are hoping their Senate candidates can outperform Joseph R. Biden Jr., their presumptive nominee.</w:t>
+        <w:t xml:space="preserve">  Millions of others, in school or out, have shared Land's economically fraught experience; too often we know them only as statistics. But Land bares her soul and psyche, offering readers a look at her inner life with excruciating honesty. We get an intimate, utterly revealing sense of the anxiety generated by a bare kitchen cupboard or the guilt the author feels when deciding to squirrel away $50 to pay a grad school application fee rather than provide Emilia, her 6-year-old daughter, with an after-school snack of anything more than stale crackers and juice.</w:t>
         <w:br/>
-        <w:t>That's the dynamic Gov. Steve Bullock is counting on in Montana, where ticket-splitting is as much a way of life as fly-fishing.</w:t>
+        <w:t xml:space="preserve">  Land grew up in a middle-class household, but by the time of the memoir's setting, she receives no support -- emotional or financial -- from either of her long-divorced parents. The courts have mandated that Jamie, her ex-partner, pay child support and take care of Emilia for a few weeks each year, but that lifeline is hardly reliable. Jamie calls her selfish for staying in college when, instead, she could be working a job that would provide Emilia with a life of more than Walmart clothes and Happy Meals.</w:t>
         <w:br/>
-        <w:t>Montanans have supported Republican presidential candidates, with one exception, for over a half-century. In that same period, though, they have elected a series of Democratic governors and senators. Senator Steve Daines, whom Mr. Bullock is challenging, was the first Republican elected to the Senate seat that he holds in over a century.</w:t>
+        <w:t xml:space="preserve">  The government seems in agreement, slashing Land's food stamp allowance when Emilia turns 6 -- since, with a child of school age, the mother is now expected to take a full-time job. ''Nothing made me question my life choices more than knowing that my hours spent cleaning other people's toilets to put myself through college weren't enough -- and that my hours spent earning a degree didn't matter,'' she writes. By removing her food voucher, ''they were telling me that higher education was something I simply could not afford.''</w:t>
         <w:br/>
-        <w:t>Yet as he faces off against Mr. Bullock, whose popularity has risen as he leads the state's coronavirus response, Mr. Daines is counting on Montanans to act a little more like voters everywhere else and stick with one party as they make their way down the ballot.</w:t>
+        <w:t xml:space="preserve">  Land makes a valiant effort to introduce a modicum of order and predictability to her life. She keeps a meticulous daybook planner and an accurate budget listing income and expenses. She commands a resourceful capacity to navigate the state's welfare bureaucracy and the university's degree requirements. She gets her papers in on time and plans her rare vacations well in advance. A professor calls both her writing and her personality ''relentless.'' It's not meant as a compliment -- but Land claims it as one.</w:t>
         <w:br/>
-        <w:t>The race here will measure the political impact of the pandemic — many governors have grown in stature for their handling of the virus, and Mr. Bullock is the only sitting governor running for the Senate. It will also test Montana's iconoclastic identity in a time of encroaching red-and-blue homogeneity.</w:t>
+        <w:t xml:space="preserve">  Nevertheless, Land's life remains one of chaos and insecurity. On a snowy Montana morning her car might not start; cleaning work proves unpredictable; child care remains chancy; housemates abscond; lovers and friends are here today and gone tomorrow. She feels a profound sense of isolation.</w:t>
         <w:br/>
-        <w:t>But for Democrats, going on the offensive in a red-leaning state in an age of polarization is no easy task. By nominating the more moderate Mr. Biden, they hope they can at least lose more closely, if not win outright, in states where Mrs. Clinton was thrashed and her party's Senate candidates went down with her.</w:t>
+        <w:t xml:space="preserve">  ''Nothing had any sense of safety or permanence,'' Land writes. ''The possibility of losing the home where my child slept was always at the forefront of my mind and caused a constant, mind-buzzing anxiety attack. Repeatedly, whenever things started to feel secure, the floor would drop out from under me.'' The fight to make rent, eat and find child care was constant. ''I never got a break from it.''</w:t>
         <w:br/>
-        <w:t xml:space="preserve">"The reason he was so strong in '16 is because you could go up and down here — Democrats and Republicans would both tell you they hate Hillary," Jon Tester, a Democrat who is Montana's senior senator, said of Mr. Trump over an afternoon beer in Great Falls. </w:t>
+        <w:t xml:space="preserve">  The one financial obligation Land tried her best to ignore was the $50,000 in student debt she was piling up -- a debt that she assumed would take decades to pay off, and could foreclose her purchase of a house, making Land one of America's 44 million ''indentured students,'' a phrase coined by the historian Elizabeth Shermer. ''Long-term financial planning is for people who aren't living in poverty,'' Land writes.</w:t>
         <w:br/>
-        <w:t>Even as Mrs. Clinton lost Montana overwhelmingly, though, Mr. Bullock still managed to get re-elected as governor.</w:t>
+        <w:t xml:space="preserve">  No book about what it means to be at the bottom of the working class can ignore the way our politics and culture have racialized poverty. Land knows that her whiteness affords Emilia and her a sort of ''camouflage.'' Except for the grocery store clerks who take her food stamps, few understand she is living on a desperate financial edge.</w:t>
         <w:br/>
-        <w:t>A Helena-reared lawyer who made a foray for president last year, Mr. Bullock has won statewide office three times, first as attorney general before he became governor.</w:t>
+        <w:t xml:space="preserve">  Indeed, throughout the book Land is enraged when those who do know of her precarity pronounce her ''resilient'' or ''a survivor,'' as if such a compliment elevates her status to that of the deserving poor -- which might be another word for white. Moreover, an endorsement of the fortitude of those with so little is yet another way of ignoring the real problem: the absence of the cold, hard cash to buy the material goods and peace of mind necessary to ameliorate Land's ''constant, crushing panic.''</w:t>
         <w:br/>
-        <w:t>"Montanans know me," he said in an interview, explaining how he'd overcome Republican claims that he'd abet liberal voices in Washington. "I've worked with Republicans to get things done."</w:t>
+        <w:t xml:space="preserve">  Land ends the book with her status unresolved -- although it would have been easy enough for her to conclude on a far more gratifying note. Instead, we are left seething at the inequalities of our system.</w:t>
         <w:br/>
-        <w:t>Winning a federal race, in which the issues are more national in scope, is difficult enough for a Democrat in a red state. But Mr. Bullock made that task harder by leaving Montana for half of 2019 to run for president, drifting to the left on some issues and repeatedly insisting he would not fall back to seek the Senate seat.</w:t>
+        <w:t xml:space="preserve">  It didn't have to be this way. Enacted during the pandemic, the American Rescue Plan's Child Tax Credit provided almost all American families with at least $3,000 for every dependent under 18. After reading Land's memoir, one can guess with fair accuracy where this mother and child would spend that money and the impact it would have on their lives. Indeed, child poverty was cut nearly in half while the credit lasted.</w:t>
         <w:br/>
-        <w:t>Without prompting last week, though, he noted that he had stood up to President Barack Obama's administration on environmental policies he thought were harmful to Montana's agriculture and energy sectors.</w:t>
+        <w:t xml:space="preserve">  As for the author, as we all know, she did become the celebrated writer of her youthful ambition, publishing a first memoir that became a wildly successful Netflix series. But Land knows that not one in 1,000 single mothers arrives at such a Hollywood ending.</w:t>
         <w:br/>
-        <w:t>Such talk was notably absent from his White House bid, when he sought the Democratic nomination by edging to the left on gun control and deeming Mr. Trump a "lying con man from New York with orange hair and a golden toilet."</w:t>
+        <w:t xml:space="preserve">  CLASS: A Memoir | By Stephanie Land | Atria/One Signal | 273 pp. | $28</w:t>
         <w:br/>
-        <w:t>Asked if his ridicule of Mr. Trump was over the line, he suggested some regret.</w:t>
         <w:br/>
-        <w:t>"By Washington standards, not at all," Mr. Bullock explained. "By my typical standards, stronger than things that I would typically say."</w:t>
+        <w:t>https://www.nytimes.com/2023/11/06/books/review/class-stephanie-land.html</w:t>
         <w:br/>
-        <w:t>Navigating Mr. Trump is a delicate issue for Montana Democrats, who must energize their liberal base without alienating the state's ticket-splitters. Mr. Tester aired ads in his 2018 re-election campaign trumpeting his work with the president, which helped blunt the impact of Mr. Trump's four trips to the state that year.</w:t>
         <w:br/>
-        <w:t>Few G.O.P. senators have so happily linked themselves to Mr. Trump as Mr. Daines, a chemical engineer by training who represented Montana as its lone congressman before winning his Senate seat in 2014.</w:t>
+        <w:t>Graphic</w:t>
         <w:br/>
-        <w:t>In an interview in his Bozeman campaign office, he said he was eager for the president to return to the state and revealed that Mr. Trump had "asked to come, too."</w:t>
         <w:br/>
-        <w:t>However, just as Mr. Bullock's ill-fated bid for president has complicated his attempt to run again in Montana, the coronavirus has created headwinds for Mr. Daines.</w:t>
+        <w:t xml:space="preserve"> </w:t>
         <w:br/>
-        <w:t>Mr. Trump's standing here has fallen, as it has elsewhere, because of his ineffective response to the outbreak. Some Republican polling this summer suggests he is leading Mr. Biden only by single digits in Montana.</w:t>
-        <w:br/>
-        <w:t>Asked to assess the president's performance on the pandemic, Mr. Daines largely sidestepped the question, stating that he supported letting states and localities "have primacy."</w:t>
-        <w:br/>
-        <w:t>Further muddling matters for Mr. Daines: Any effort by him to embrace the national Republican strategy of pinning the blame on China for the virus's spread in America is complicated by his years of work for Procter &amp; Gamble in China. Democrats are already airing commercials highlighting the senator's work in the country.</w:t>
-        <w:br/>
-        <w:t>More than anything, though, the health crisis has created challenges for Mr. Daines by delaying the parry-and-thrust of the campaign, allowing Mr. Bullock to enjoy what his opponent called a "rally around the flag" bounce.</w:t>
-        <w:br/>
-        <w:t>Mr. Daines acknowledged that his role was more of constituent service specialist than candidate — and that the virus was foremost on the minds of voters.</w:t>
-        <w:br/>
-        <w:t>"These are third-generation business owners that are crying on the phone to me, saying: 'Steve, I'm losing everything,'" he recalled. "And so in that moment you're not thinking so much about, 'Well, Steve Bullock got an F on guns and I got an A+.' It's not the discussion."</w:t>
-        <w:br/>
-        <w:t>That was easy enough to see as the two officials made their way across this sprawling state, where the metric for a candidate's sweat equity is in tires changed, not shoes replaced.</w:t>
-        <w:br/>
-        <w:t>In the Flathead region, near Glacier National Park, Mr. Bullock visited a food bank. As he toured a nearby timber facility, the governor was joined by an employee, a Trump voter now dejected by the country's state of affairs, whose stepmother had contracted the virus.</w:t>
-        <w:br/>
-        <w:t>Closer to Great Falls, Mr. Daines was similarly confronted with fallout from the pandemic.</w:t>
-        <w:br/>
-        <w:t>He visited a small agricultural equipment dealer who thanked him for the paycheck protection loan that he had received through Congress. "It was a big help," said the dealer, Steven Raska, explaining that he had been able to pay a few employees for over two months with the money.</w:t>
-        <w:br/>
-        <w:t>Demonstrating his clout with the Trump administration, Mr. Daines also convened a round-table event for ranchers and farmers that featured Bill Northey, a top administrator at the Department of Agriculture. The growers gave both men an earful about how the virus had upended their livelihoods.</w:t>
-        <w:br/>
-        <w:t>"Covid could not have hit the sheep industry at a worse time," said Leah Johnson, who runs the Montana Wool Growers Association.</w:t>
-        <w:br/>
-        <w:t>With the virus spiking in the state, Mr. Bullock finally issued a mask mandate on July 15 for any county with four or more active cases.</w:t>
-        <w:br/>
-        <w:t>Former Senator Max Baucus, a Democrat who represented the state in Congress for nearly 40 years, said the pandemic had initially lifted Mr. Bullock.</w:t>
-        <w:br/>
-        <w:t>"But the trouble with Covid is you can't get out and shake hands, and that would help him compare himself to Daines," said Mr. Baucus, explaining that he had overcome Montana's national Republican leaning by cultivating individual voters. "My main approach to the state was: people, people, people."</w:t>
-        <w:br/>
-        <w:t>The uncertainty surrounding the virus, and Montana's heterodox political nature, were on display Thursday in Bozeman. A few dozen protesters in Trump gear hoisted signs and marched down the city's commercial center in opposition to the mask order.</w:t>
-        <w:br/>
-        <w:t>They passed a number of storefronts that even before the mandate had asked customers to wear masks — a reflection of the changing nature of Bozeman. There's now a Lululemon, sitting across the street from a coffee shop plastered with anti-racism signs that could have been pulled from the most liberal college campus ("De-Prioritize White Comfort").</w:t>
-        <w:br/>
-        <w:t>Few places have as strong a sense of place as Montana, where politicians routinely invoke how many generations their families go back in the state. This focus on rootedness and the state's sparse population have helped perpetuate its independent streak as races remain more about the individual.</w:t>
-        <w:br/>
-        <w:t>"We have six people per square mile and three times as many cows as people, so that makes for a lot of reliance," said Marc Racicot, a former Republican governor. "The social connection is a little richer and not so contaminated with only electronic communications."</w:t>
-        <w:br/>
-        <w:t>Yet even as it treasures its status as "The Last, Best Place," one of its slogans, Montana, which has about one million people, is being reshaped by transplants. And nowhere more so than Bozeman, a community cherished for its proximity to Yellowstone Park that locals now call "Bozeangeles."</w:t>
-        <w:br/>
-        <w:t>Traditionally, Democrats won statewide by winning or breaking even in the county surrounding Billings, the population center of Montana's Republican-dominated east. That's changing, though, because of the rising population in Gallatin County, which includes Bozeman and is the fastest-growing jurisdiction in the state.</w:t>
-        <w:br/>
-        <w:t>Mr. Tester's trajectory in Gallatin County tells the story of Montana's transformation: Over three elections, Mr. Tester has gone from winning 49 percent to 51.5 percent to 59.4 percent there.</w:t>
-        <w:br/>
-        <w:t>Once rooted in labor, the Democratic coalition here increasingly reflects the national party, with its twin pillars of upscale whites and working-class minorities (Native Americans in the case of Montana).</w:t>
-        <w:br/>
-        <w:t>"These urban spaces are growing dramatically, and these spaces are becoming the heart of the Democratic base here," said David Parker, a Montana State University professor who wrote a book on the 2012 Senate race.</w:t>
-        <w:br/>
-        <w:t>At the same time, though, Republicans are winning their heavily rural base by even larger margins today: Even Mr. Tester, a descendant of homesteaders who is the only working farmer in the Senate, has seen his support sag in sparsely populated counties since he first ran in 2006.</w:t>
-        <w:br/>
-        <w:t>It adds up to a shrinking pool of persuadable voters.</w:t>
-        <w:br/>
-        <w:t>"It's not quite like what it was," Mr. Racicot acknowledged, before hinting at why so many people want to move to Montana. "But it's a lot closer to that ideal than the rest of the nation."</w:t>
-        <w:br/>
-        <w:t>PHOTOS: From top, Gov. Steve Bullock, a Democrat running for Senate in Montana, meeting with volunteers at a food bank in Columbia Falls this month. President Trump, who handily won Montana in 2016, visited the state four times in 2018 in an unsuccessful effort to help unseat Senator Jon Tester, a Dem- ocrat. Senator Steve Daines, the incumbent Republican and Mr. Bullock's opponent, has linked his fortunes to the president. (PHOTOGRAPHS BY NICK COTE FOR THE NEW YORK TIMES; DOUG MILLS/THE NEW YORK TIMES; ANNA MONEYMAKER FOR THE NEW YORK TIMES)</w:t>
+        <w:t>PHOTO: Stephanie Land and her daughter. (PHOTOGRAPH VIA STEPHANIE LAND) This article appeared in print on page BR17.</w:t>
       </w:r>
     </w:p>
     <w:sectPr>

--- a/example_articles/states/Montana/3.states_Montana_New_York_Times.docx
+++ b/example_articles/states/Montana/3.states_Montana_New_York_Times.docx
@@ -7,7 +7,7 @@
         <w:pStyle w:val="Heading1"/>
       </w:pPr>
       <w:r>
-        <w:t>School of Hard Knocks</w:t>
+        <w:t>Barbara Ehrenreich Contains Multitudes. They're All Ticked Off.</w:t>
       </w:r>
     </w:p>
     <w:p>
@@ -17,17 +17,17 @@
     </w:p>
     <w:p>
       <w:r>
-        <w:t>Date: 2023-12-17</w:t>
+        <w:t>Date: 2020-04-30</w:t>
       </w:r>
     </w:p>
     <w:p>
       <w:r>
-        <w:t>Section: Section BR; Column 0; Book Review Desk; Pg. 17; NONFICTION</w:t>
+        <w:t>Section: BOOKS</w:t>
       </w:r>
     </w:p>
     <w:p>
       <w:r>
-        <w:t>Source file: NYT/4.DOCX</w:t>
+        <w:t>Source file: NYT/9.DOCX</w:t>
       </w:r>
     </w:p>
     <w:p>
@@ -49,48 +49,29 @@
     </w:p>
     <w:p>
       <w:r>
-        <w:t>In her second memoir, the author of ''Maid'' recounts the struggle of getting educated in America below the poverty line.   CLASS: A Memoir, by Stephanie Land</w:t>
+        <w:t>Despite her unwavering radicalism, there are almost as many Barbara Ehrenreichs as there are Barbara Ehrenreich books. There's the muckraking undercover journalist ("Nickel and Dimed," "Bait and Switch"); the participant-observer of the professional-managerial class ("Fear of Falling"); the autodidact pursuing her expansive curiosity by studying enormous subjects as varied as war and collective joy ("Blood Rites," "Dancing in the Streets"). Ehrenreich has written about her experiences as a breast cancer patient ("Bright-Sided," "Natural Causes") and as a sullen teenager who was desperately searching for meaning ("Living With a Wild God"). In the early 1990s she even published "Kipper's Game," a novel of environmental degradation and suburban malaise.</w:t>
         <w:br/>
-        <w:t xml:space="preserve">  The last time we encountered Stephanie Land, the author of the best-selling ''Maid,'' she was a single mother who cleaned houses in the Pacific Northwest to get away from an abusive boyfriend, stay out of a homeless shelter and sustain a seemingly far-fetched dream of one day returning to college to become a writer.</w:t>
+        <w:t>"Had I Known" is billed as a collection of essays from the past four decades, but the Ehrenreich in these pages will be mostly familiar to the million-plus readers of "Nickel and Dimed," which began as an article for Harper's Magazine that is reprinted here. The subjects of these pieces include sexism and health, science and religion, but almost all of them share her repeated warnings about growing poverty and worsening inequality, even when she was writing during the go-go decades of the '80s and '90s — what she calls "the fat years."</w:t>
         <w:br/>
-        <w:t xml:space="preserve">  ''Class'' finds Land at the University of Montana, where she is an almost- 35-year-old English major juggling classes and child care, rent payments and maxed-out credit cards.</w:t>
+        <w:t>Ehrenreich recalls how after "Nickel and Dimed" was published in 2001, she was initiated into the rarefied world of ample royalties and lavish speaking fees. At the same time, "the world of journalism as I had known it was beginning to crumble." The number of established outlets was shrinking. News sites may have proliferated online, but they didn't pay much, if at all. Corporatization and technological upheaval were hollowing out yet another middle-class profession.</w:t>
         <w:br/>
-        <w:t xml:space="preserve">  Millions of others, in school or out, have shared Land's economically fraught experience; too often we know them only as statistics. But Land bares her soul and psyche, offering readers a look at her inner life with excruciating honesty. We get an intimate, utterly revealing sense of the anxiety generated by a bare kitchen cupboard or the guilt the author feels when deciding to squirrel away $50 to pay a grad school application fee rather than provide Emilia, her 6-year-old daughter, with an after-school snack of anything more than stale crackers and juice.</w:t>
+        <w:t>As one of the haves, Ehrenreich could afford to write what she wanted, but she was bothered by a dispensation that allowed an affluent person like her to produce articles about homelessness and hunger while those who truly struggled couldn't afford to write about what they understood firsthand. She created a nonprofit organization called the Economic Hardship Reporting Project to support the work of journalists "who otherwise might never be heard from on account of their poverty or skin color, gender or sexual orientation," and dedicates this new book to them.</w:t>
         <w:br/>
-        <w:t xml:space="preserve">  Land grew up in a middle-class household, but by the time of the memoir's setting, she receives no support -- emotional or financial -- from either of her long-divorced parents. The courts have mandated that Jamie, her ex-partner, pay child support and take care of Emilia for a few weeks each year, but that lifeline is hardly reliable. Jamie calls her selfish for staying in college when, instead, she could be working a job that would provide Emilia with a life of more than Walmart clothes and Happy Meals.</w:t>
+        <w:t>It's a surprisingly earnest introduction for a writer who once offered a modest proposal titled "Liposuction: The Key to Energy Independence," in which excised body fat would serve as a replacement for fossil fuels (all those dinosaur bones processed into "corpse juice," in her memorable formulation). But this collection also shows how Ehrenreich's sincere activist efforts have always contained a vein of dark wit. The reigning neoliberal order, she argues, is not only harmful but absurd; just as some pharmaceutical companies profit from pesticides that arguably contribute to the cancers they offer to treat, Silicon Valley stokes attention disorders while piously peddling mindfulness apps. In "Nickel and Dimed," she recalls getting "interviewed" by a computer for a job that paid peanuts at the Winn-Dixie.</w:t>
         <w:br/>
-        <w:t xml:space="preserve">  The government seems in agreement, slashing Land's food stamp allowance when Emilia turns 6 -- since, with a child of school age, the mother is now expected to take a full-time job. ''Nothing made me question my life choices more than knowing that my hours spent cleaning other people's toilets to put myself through college weren't enough -- and that my hours spent earning a degree didn't matter,'' she writes. By removing her food voucher, ''they were telling me that higher education was something I simply could not afford.''</w:t>
+        <w:t>Sexism provides another rich target. The "new man" of the 1980s wasn't so much a true ally of feminist struggle as he was a self-regarding soul whose vaunted "sensitivity" was most often expressed in a "fatuous volubility on the subject of fathering." In a satirical essay from the same decade, written from the depths of the pornography wars, she describes organizing a "little group of citizens" plucked from the P.T.A. and the local aerobics class to read one of the most obscene books they could find — the Bible. "We were soon rewarded with examples of sexism so crude and so nasty that they would make 'The Story of O' look like suffragist propaganda."</w:t>
         <w:br/>
-        <w:t xml:space="preserve">  Land makes a valiant effort to introduce a modicum of order and predictability to her life. She keeps a meticulous daybook planner and an accurate budget listing income and expenses. She commands a resourceful capacity to navigate the state's welfare bureaucracy and the university's degree requirements. She gets her papers in on time and plans her rare vacations well in advance. A professor calls both her writing and her personality ''relentless.'' It's not meant as a compliment -- but Land claims it as one.</w:t>
+        <w:t>There's a consistent tone to all of the essays: tough and acerbic, crusty to the point of imperturbable. When she was undergoing treatment for breast cancer, Ehrenreich wasn't fazed by the corporate-sponsored pink ribbon kitsch; she was simply repulsed by it. "Let me be hacked to death by a madman," she deadpans, looking askance at the infantilizing objects that festooned the hospital where she was "squished" for her mammography; "anything but suffocation by the pink sticky sentiment embodied in that bear and oozing from the walls of the changing room."</w:t>
         <w:br/>
-        <w:t xml:space="preserve">  Nevertheless, Land's life remains one of chaos and insecurity. On a snowy Montana morning her car might not start; cleaning work proves unpredictable; child care remains chancy; housemates abscond; lovers and friends are here today and gone tomorrow. She feels a profound sense of isolation.</w:t>
+        <w:t>Ehrenreich credits her parents — lifelong Democrats and resolute atheists — for her radical politics and "all-around bad attitude." They grew up working-class: Her father was a copper miner in Butte, Mont., before getting a degree and changing careers, eventually becoming a corporate executive. Ehrenreich was only 2 when the family left Montana, but to hear her tell it, it was almost as if she never left. From her parents she absorbed a distrust of "phonies" and rich people, along with a staunch insistence on a steady diet of greasy food. (In a recent interview with The New Yorker, Ehrenreich talked about mayonnaise not only as a delicious condiment but a matter of working-class solidarity.)</w:t>
         <w:br/>
-        <w:t xml:space="preserve">  ''Nothing had any sense of safety or permanence,'' Land writes. ''The possibility of losing the home where my child slept was always at the forefront of my mind and caused a constant, mind-buzzing anxiety attack. Repeatedly, whenever things started to feel secure, the floor would drop out from under me.'' The fight to make rent, eat and find child care was constant. ''I never got a break from it.''</w:t>
+        <w:t>Her upbringing was painful — though you wouldn't know it by reading the essays in this book. In "Living With a Wild God" — a roving and candid exploration of her intellectual coming-of-age — she described a philandering, alcoholic father and a miserable, hypercritical mother. None of that rippling complexity comes through in "Had I Known," in which her parents inevitably appear as hardy blue-collar types: honorable, gruff, no-nonsense.</w:t>
         <w:br/>
-        <w:t xml:space="preserve">  The one financial obligation Land tried her best to ignore was the $50,000 in student debt she was piling up -- a debt that she assumed would take decades to pay off, and could foreclose her purchase of a house, making Land one of America's 44 million ''indentured students,'' a phrase coined by the historian Elizabeth Shermer. ''Long-term financial planning is for people who aren't living in poverty,'' Land writes.</w:t>
+        <w:t>But then the Ehrenreich of this collection is Ehrenreich the activist, the author of startlingly prescient essays and scabrous op-eds. She was writing about the splintering middle class during the self-congratulatory Reagan years, and about problems of trickle-down feminism long before well-heeled women were exhorted to lean in. These pieces weren't the place for her to parse any ambivalence. After all, she had a job to do.</w:t>
         <w:br/>
-        <w:t xml:space="preserve">  No book about what it means to be at the bottom of the working class can ignore the way our politics and culture have racialized poverty. Land knows that her whiteness affords Emilia and her a sort of ''camouflage.'' Except for the grocery store clerks who take her food stamps, few understand she is living on a desperate financial edge.</w:t>
+        <w:t xml:space="preserve">Follow Jennifer Szalai on Twitter: @jenszalai. Had I Known: Collected Essays By Barbara Ehrenreich 384 pages. Twelve. $28. </w:t>
         <w:br/>
-        <w:t xml:space="preserve">  Indeed, throughout the book Land is enraged when those who do know of her precarity pronounce her ''resilient'' or ''a survivor,'' as if such a compliment elevates her status to that of the deserving poor -- which might be another word for white. Moreover, an endorsement of the fortitude of those with so little is yet another way of ignoring the real problem: the absence of the cold, hard cash to buy the material goods and peace of mind necessary to ameliorate Land's ''constant, crushing panic.''</w:t>
-        <w:br/>
-        <w:t xml:space="preserve">  Land ends the book with her status unresolved -- although it would have been easy enough for her to conclude on a far more gratifying note. Instead, we are left seething at the inequalities of our system.</w:t>
-        <w:br/>
-        <w:t xml:space="preserve">  It didn't have to be this way. Enacted during the pandemic, the American Rescue Plan's Child Tax Credit provided almost all American families with at least $3,000 for every dependent under 18. After reading Land's memoir, one can guess with fair accuracy where this mother and child would spend that money and the impact it would have on their lives. Indeed, child poverty was cut nearly in half while the credit lasted.</w:t>
-        <w:br/>
-        <w:t xml:space="preserve">  As for the author, as we all know, she did become the celebrated writer of her youthful ambition, publishing a first memoir that became a wildly successful Netflix series. But Land knows that not one in 1,000 single mothers arrives at such a Hollywood ending.</w:t>
-        <w:br/>
-        <w:t xml:space="preserve">  CLASS: A Memoir | By Stephanie Land | Atria/One Signal | 273 pp. | $28</w:t>
-        <w:br/>
-        <w:br/>
-        <w:t>https://www.nytimes.com/2023/11/06/books/review/class-stephanie-land.html</w:t>
-        <w:br/>
-        <w:br/>
-        <w:t>Graphic</w:t>
-        <w:br/>
-        <w:br/>
-        <w:t xml:space="preserve"> </w:t>
-        <w:br/>
-        <w:t>PHOTO: Stephanie Land and her daughter. (PHOTOGRAPH VIA STEPHANIE LAND) This article appeared in print on page BR17.</w:t>
+        <w:t>PHOTOS</w:t>
       </w:r>
     </w:p>
     <w:sectPr>

--- a/example_articles/states/Montana/3.states_Montana_New_York_Times.docx
+++ b/example_articles/states/Montana/3.states_Montana_New_York_Times.docx
@@ -7,7 +7,7 @@
         <w:pStyle w:val="Heading1"/>
       </w:pPr>
       <w:r>
-        <w:t>Barbara Ehrenreich Contains Multitudes. They're All Ticked Off.</w:t>
+        <w:t>David E. Kelley Is Back on Network TV With 'Big Sky'</w:t>
       </w:r>
     </w:p>
     <w:p>
@@ -17,17 +17,17 @@
     </w:p>
     <w:p>
       <w:r>
-        <w:t>Date: 2020-04-30</w:t>
+        <w:t>Date: 2020-11-17</w:t>
       </w:r>
     </w:p>
     <w:p>
       <w:r>
-        <w:t>Section: BOOKS</w:t>
+        <w:t>Section: ARTS; television</w:t>
       </w:r>
     </w:p>
     <w:p>
       <w:r>
-        <w:t>Source file: NYT/9.DOCX</w:t>
+        <w:t>Source file: NYT/13.DOCX</w:t>
       </w:r>
     </w:p>
     <w:p>
@@ -49,29 +49,71 @@
     </w:p>
     <w:p>
       <w:r>
-        <w:t>Despite her unwavering radicalism, there are almost as many Barbara Ehrenreichs as there are Barbara Ehrenreich books. There's the muckraking undercover journalist ("Nickel and Dimed," "Bait and Switch"); the participant-observer of the professional-managerial class ("Fear of Falling"); the autodidact pursuing her expansive curiosity by studying enormous subjects as varied as war and collective joy ("Blood Rites," "Dancing in the Streets"). Ehrenreich has written about her experiences as a breast cancer patient ("Bright-Sided," "Natural Causes") and as a sullen teenager who was desperately searching for meaning ("Living With a Wild God"). In the early 1990s she even published "Kipper's Game," a novel of environmental degradation and suburban malaise.</w:t>
+        <w:t>The ABC drama is a female-centric thriller, like Kelley's HBO drama "The Undoing." In an interview, the prolific creator discusses his affinity for such shows and for Hugh Grant's sexy ad-libs.</w:t>
         <w:br/>
-        <w:t>"Had I Known" is billed as a collection of essays from the past four decades, but the Ehrenreich in these pages will be mostly familiar to the million-plus readers of "Nickel and Dimed," which began as an article for Harper's Magazine that is reprinted here. The subjects of these pieces include sexism and health, science and religion, but almost all of them share her repeated warnings about growing poverty and worsening inequality, even when she was writing during the go-go decades of the '80s and '90s — what she calls "the fat years."</w:t>
+        <w:t>David E. Kelley has been around long enough to know that his current hot streak could go cold any day now.</w:t>
         <w:br/>
-        <w:t>Ehrenreich recalls how after "Nickel and Dimed" was published in 2001, she was initiated into the rarefied world of ample royalties and lavish speaking fees. At the same time, "the world of journalism as I had known it was beginning to crumble." The number of established outlets was shrinking. News sites may have proliferated online, but they didn't pay much, if at all. Corporatization and technological upheaval were hollowing out yet another middle-class profession.</w:t>
+        <w:t>"Some shows stick, and some shows don't," he said last week. "There have been a couple of stickers of late."</w:t>
         <w:br/>
-        <w:t>As one of the haves, Ehrenreich could afford to write what she wanted, but she was bothered by a dispensation that allowed an affluent person like her to produce articles about homelessness and hunger while those who truly struggled couldn't afford to write about what they understood firsthand. She created a nonprofit organization called the Economic Hardship Reporting Project to support the work of journalists "who otherwise might never be heard from on account of their poverty or skin color, gender or sexual orientation," and dedicates this new book to them.</w:t>
+        <w:t>The prolific television producer first established himself in the 1980s as a master of courtroom drama and bizarre twists on "L.A. Law" — remember the famous elevator shaft scene? — before riding a second wave of TV hits in the 1990s. In 1999, he became the only showrunner to win Emmys for best comedy ("Ally McBeal") and best drama ("The Practice") in the same year.</w:t>
         <w:br/>
-        <w:t>It's a surprisingly earnest introduction for a writer who once offered a modest proposal titled "Liposuction: The Key to Energy Independence," in which excised body fat would serve as a replacement for fossil fuels (all those dinosaur bones processed into "corpse juice," in her memorable formulation). But this collection also shows how Ehrenreich's sincere activist efforts have always contained a vein of dark wit. The reigning neoliberal order, she argues, is not only harmful but absurd; just as some pharmaceutical companies profit from pesticides that arguably contribute to the cancers they offer to treat, Silicon Valley stokes attention disorders while piously peddling mindfulness apps. In "Nickel and Dimed," she recalls getting "interviewed" by a computer for a job that paid peanuts at the Winn-Dixie.</w:t>
+        <w:t>But after a string of flops on network television ("Snoops," "Girls Club"), Kelley switched over to streaming and cable. Mostly drifting away from the law-firm dramas with which he first made his mark — though "Goliath," on Amazon, followed a rogue lawyer played by Billy Bob Thornton — he started adapting novels. This opened a new vein of hits with prestige psychological thrillers such as HBO's "Big Little Lies" and "The Undoing," both murder mysteries starring Nicole Kidman that wallow in the scandalous lives of coastal elites.</w:t>
         <w:br/>
-        <w:t>Sexism provides another rich target. The "new man" of the 1980s wasn't so much a true ally of feminist struggle as he was a self-regarding soul whose vaunted "sensitivity" was most often expressed in a "fatuous volubility on the subject of fathering." In a satirical essay from the same decade, written from the depths of the pornography wars, she describes organizing a "little group of citizens" plucked from the P.T.A. and the local aerobics class to read one of the most obscene books they could find — the Bible. "We were soon rewarded with examples of sexism so crude and so nasty that they would make 'The Story of O' look like suffragist propaganda."</w:t>
+        <w:t>Now he's back on network with "Big Sky," a 10-episode series premiering Tuesday on ABC. While it, too, is a murder mystery, the show otherwise seems a little outside Kelley's usual jurisdiction, at least on the surface. Based on a series of four books by C.J. Box, the story is set in Montana (the show is shot in Vancouver) and centers on small-town, working-class people. One such person is a long-haul truck driver named Ronald Pergram (played by Brian Geraghty), who thinks of himself as a hero but is actually a predator who tasers and kidnaps female and gender-fluid characters. An ex-rodeo rider turned rookie private investigator named Cassie Dewell (Kylie Bunbury) is in pursuit.</w:t>
         <w:br/>
-        <w:t>There's a consistent tone to all of the essays: tough and acerbic, crusty to the point of imperturbable. When she was undergoing treatment for breast cancer, Ehrenreich wasn't fazed by the corporate-sponsored pink ribbon kitsch; she was simply repulsed by it. "Let me be hacked to death by a madman," she deadpans, looking askance at the infantilizing objects that festooned the hospital where she was "squished" for her mammography; "anything but suffocation by the pink sticky sentiment embodied in that bear and oozing from the walls of the changing room."</w:t>
+        <w:t>"There was something delicious about this young de facto law enforcement officer in the Wild West," Kelley said. "In a world where resources are thin and calls for help are often not answered, she's out there on her own, to a certain extent, fighting the bad guys." (And the good guys, too, at times — it's complicated.)</w:t>
         <w:br/>
-        <w:t>Ehrenreich credits her parents — lifelong Democrats and resolute atheists — for her radical politics and "all-around bad attitude." They grew up working-class: Her father was a copper miner in Butte, Mont., before getting a degree and changing careers, eventually becoming a corporate executive. Ehrenreich was only 2 when the family left Montana, but to hear her tell it, it was almost as if she never left. From her parents she absorbed a distrust of "phonies" and rich people, along with a staunch insistence on a steady diet of greasy food. (In a recent interview with The New Yorker, Ehrenreich talked about mayonnaise not only as a delicious condiment but a matter of working-class solidarity.)</w:t>
+        <w:t>Kelley has been both praised and criticized for his depictions of women, the criticisms aimed primarily at the flighty, neurotic characters like Ally McBeal, as well as at the various vixens and sexy sideki cks who have populated his shows. With "Big Sky," Kelley is bringing darker cable and streaming sensibilities to broadcast television (including some of his trademark twists and heavy themes, like sex trafficking), but it won't be a steady onslaught of violence against defenseless women. "This is not a damsels-in-distress series," he promised.</w:t>
         <w:br/>
-        <w:t>Her upbringing was painful — though you wouldn't know it by reading the essays in this book. In "Living With a Wild God" — a roving and candid exploration of her intellectual coming-of-age — she described a philandering, alcoholic father and a miserable, hypercritical mother. None of that rippling complexity comes through in "Had I Known," in which her parents inevitably appear as hardy blue-collar types: honorable, gruff, no-nonsense.</w:t>
+        <w:t>In a phone interview, Kelley talked about adapting "Big Sky" and "The Undoing," which concludes its six-episode run on Nov. 29, and the connections between the two shows. These are edited excerpts from the conversation, which include mild spoilers for "The Undoing" if you're still catching up.</w:t>
         <w:br/>
-        <w:t>But then the Ehrenreich of this collection is Ehrenreich the activist, the author of startlingly prescient essays and scabrous op-eds. She was writing about the splintering middle class during the self-congratulatory Reagan years, and about problems of trickle-down feminism long before well-heeled women were exhorted to lean in. These pieces weren't the place for her to parse any ambivalence. After all, she had a job to do.</w:t>
+        <w:t>"Big Sky" isn't your usual sort of story, or your usual kind of milieu. What made you want to adapt these books, especially since you've said before that you didn't want to do serial killer shows?</w:t>
         <w:br/>
-        <w:t xml:space="preserve">Follow Jennifer Szalai on Twitter: @jenszalai. Had I Known: Collected Essays By Barbara Ehrenreich 384 pages. Twelve. $28. </w:t>
+        <w:t>You're right. I thought "Dexter" was brilliant. And I loved "The Sopranos" — Tony Soprano killed people. If it's a series where you're going to be spending a long time with these people, they can become very real in your head. To live in that world with those people, it helps for our own survival to like them, if not love them. And I never saw myself as a person who could live inside the head of that kind of depravity.</w:t>
         <w:br/>
-        <w:t>PHOTOS</w:t>
+        <w:t>If you look at the evolution or metamorphosis of Ronald Pergram, I think he's probably a bit more vulnerable in the television version. He was riveting in the book, scary even, but I think we unearthed a little more of his humanity. He's not all evil. If we're successful, the audience will be both afraid of Ronald but also feel for him. And John Carroll Lynch is so good at channeling State Trooper Rick Legarski that it's both amusing and horrifying at the same time.</w:t>
+        <w:br/>
+        <w:t>You burn through nearly half of the first Cassie Dewell book, "The Highway," in the first episode. What's the pacing of this show going to be like?</w:t>
+        <w:br/>
+        <w:t>We'll probably go through two books in the first season, with the second story line involving another kind of high-octane cat-and-mouse chase with Cassie and a drug cartel. Then we'll move on to the third book. And then we'll send C.J. Box smoothies so he can keep writing more books! [Laughs.] Although knowing C.J., he'd probably prefer a good strong cup of coffee and then a day on the river where he can recharge. We'll go through C.J.'s books as he writes them, and we'll probably go beyond that, too, just because series television is the beast that eats script after script after script, and you've got to keep feeding that beast.</w:t>
+        <w:br/>
+        <w:t>We're expanding C.J.'s world, and ultimately, what I think will make the series distinctive is that we'll use these high-octane cases to unearth the very human vulnerabilities and fragile complexities of our characters.</w:t>
+        <w:br/>
+        <w:t>You address the current pandemic in "Big Sky," but we see no one wearing a mask. Why? Did you worry about what message that might send?</w:t>
+        <w:br/>
+        <w:t>That's a tricky question, and it has nothing to do with politics. I'm a mask wearer myself, and I would happily have characters wear masks. But we're mindful of the fact that when people turn on a show at 10 o'clock at night, their main mission is to be entertained, not educated, schooled or lectured. People are looking for a little bit of escape from the bad news.</w:t>
+        <w:br/>
+        <w:t>So we acknowledge that we're living in pandemic times, but we're not delving into it in a real way because if we were, then you would never see the actors' faces, and we pay a lot of money for those faces. Fortuitously, it is a show that is outside most of the time, in big wide-open spaces. I didn't have to scratch my head and think, "How are we going to shoot this during Covid?"</w:t>
+        <w:br/>
+        <w:t>"The Highway" starts off with a betrayal. Without giving too much away, you changed the nature of that betrayal in "Big Sky" so that our introduction to your two female leads ends up with them caught up in a physical altercation. Were you ever worried that this might seem like a catfight?</w:t>
+        <w:br/>
+        <w:t>I was. In fact, one of the tone notes for that fight is that it shouldn't be like there are two women fighting over a man. It was described on the page like they're two hockey players who dropped their gloves and are just looking to assert dominion. It's two strong women not backing down from each other. I hope it comes across on the screen that even if the men thump their chests more, the women in Montana are tougher than the men. In Episode 3, Ronald says, "We kidnapped the wrong teenagers," and boy, did they, because these young girls, Grace [Jade Pettyjohn] and Danielle [Natalie Alyn Lind], they're tough. There is a certain ferocity to all of the women.</w:t>
+        <w:br/>
+        <w:t>Does Grace (Nicole Kidman) on "The Undoing" share that ferocity? So far, it's hard to tell.</w:t>
+        <w:br/>
+        <w:t>She is definitely ferocious, too, but she's a victim of her own ferocity as well. Her perseverance and power to cling to a narrative or a version of the world is pretty unflinching. It's not necessarily a good thing.</w:t>
+        <w:br/>
+        <w:t>Both "Big Sky" and "The Undoing" are female-centric thrillers, with male sociopaths who bring chaos into the women's lives and love triangles with married men that are resolved, intentionally or not, by murder.</w:t>
+        <w:br/>
+        <w:t>I don't think I was drawn to that recipe. [Laughs.] But who knows! We're the last people to understand ourselves. But I take your point, and I'll write about something different for the next one.</w:t>
+        <w:br/>
+        <w:t>For me, it started with loving both books and then going, "What if this could be translated to the screen?" With "Big Sky," we're sticking more closely to the architecture of the book series. For "The Undoing," I kept wondering, "What if the character of Jonathan came back?" That question started haunting me, and that was my springboard for an adaptation where we do deviate from the book. [The director] Susanne Bier and I both loved the part of the book where Grace was rebuilding herself after her world fell apart. But for the purposes of this run, it was more about the thriller aspect. Who knows? If we did the extended life of Grace Fraser beyond this season of "The Undoing," maybe we'd get into that reconstruction part.</w:t>
+        <w:br/>
+        <w:t>That could have potential, the way "Big Little Lies" started out as a limited series and then got a second season. And Susanne Bier has said you've been joking about doing a second season.</w:t>
+        <w:br/>
+        <w:t>I don't anticipate doing that; I think "The Undoing" is going to be a one-off. I wouldn't do it without Susanne Bier, and she's getting pretty busy now. But my point was that it wasn't so much of a rejection of the second half of the book. We just concluded that for this limited series, the place where it would live and thrive best was in the psychological-suspense-whodunit-thriller genre.</w:t>
+        <w:br/>
+        <w:t>At one point, Jonathan (Hugh Grant) seductively asks a showering Grace, "Would you like to be washed?," a line that has captured people's attention and imagination. You've said before that you often come up with dialogue while in the shower, did this scene originate there as well?</w:t>
+        <w:br/>
+        <w:t>The shower is where it usually starts, and there is a science to that. There's a default part of our brain which tends to be activated when we're doing things that are completely unrelated to what we're supposed to be concentrating on. So I've learned to surrender to that and reach for those ideas as well as the shampoo.</w:t>
+        <w:br/>
+        <w:t>But that was not even my line. That was the vulgarity of Hugh Grant! And "Shall I get my rubber gloves?" was written by Hugh, too. He had a few choice ad-libs, and a lot of them made the cut. He's a very clever man.</w:t>
+        <w:br/>
+        <w:t>On Twitter, viewers have made cases for virtually every character on the show being the killer. Even Jean Hanff Korelitz, who wrote the novel the show is based on, wonders if you changed it from her version.</w:t>
+        <w:br/>
+        <w:t>[Laughs.] And being old, I've forgotten it myself.</w:t>
+        <w:br/>
+        <w:t>PHOTO: In "Big Sky," Ronald Pergram (Brian Geraghty, left, pictured with Jesse James Keitel), thinks of himself as a hero but is actually a predator — an atypical kind of premise for a show by David E. Kelley.  (PHOTOGRAPH BY Darko Sikman/ABC FOR THE NEW YORK TIMES)</w:t>
       </w:r>
     </w:p>
     <w:sectPr>
